--- a/docs/guides/VCL2FMXConverter_v6_0_Navigator_Converter_Runtime_Flow.docx
+++ b/docs/guides/VCL2FMXConverter_v6_0_Navigator_Converter_Runtime_Flow.docx
@@ -199,6 +199,7 @@
         <w:jc w:val="center"/>
       </w:pPr>
       <w:r>
+        <w:lastRenderedPageBreak/>
         <w:t>Version 6.0 Navigator</w:t>
       </w:r>
     </w:p>
@@ -210,7 +211,7 @@
         <w:t xml:space="preserve">Revision date: </w:t>
       </w:r>
       <w:r>
-        <w:t>August 2, 2026</w:t>
+        <w:t>August 3, 2026</w:t>
       </w:r>
     </w:p>
     <w:sdt>
